--- a/Assignment-2 (AndroidBroadcast)/docs/AI_Declaration.docx
+++ b/Assignment-2 (AndroidBroadcast)/docs/AI_Declaration.docx
@@ -151,85 +151,77 @@
           <w:rFonts w:ascii="Courier New" w:hAnsi="Courier New" w:cs="Courier New"/>
         </w:rPr>
       </w:pPr>
-      <w:proofErr w:type="gramStart"/>
-      <w:r>
-        <w:rPr>
-          <w:rFonts w:ascii="Courier New" w:hAnsi="Courier New" w:cs="Courier New"/>
-        </w:rPr>
-        <w:t>[ ]</w:t>
-      </w:r>
-      <w:proofErr w:type="gramEnd"/>
-      <w:r>
-        <w:rPr>
-          <w:rFonts w:ascii="Courier New" w:hAnsi="Courier New" w:cs="Courier New"/>
-        </w:rPr>
-        <w:t xml:space="preserve"> None</w:t>
-      </w:r>
-    </w:p>
-    <w:p>
-      <w:pPr>
-        <w:pStyle w:val="PlainText"/>
-        <w:rPr>
-          <w:rFonts w:ascii="Courier New" w:hAnsi="Courier New" w:cs="Courier New"/>
-        </w:rPr>
-      </w:pPr>
-      <w:proofErr w:type="gramStart"/>
-      <w:r>
-        <w:rPr>
-          <w:rFonts w:ascii="Courier New" w:hAnsi="Courier New" w:cs="Courier New"/>
-        </w:rPr>
-        <w:t>[ ]</w:t>
-      </w:r>
-      <w:proofErr w:type="gramEnd"/>
-      <w:r>
-        <w:rPr>
-          <w:rFonts w:ascii="Courier New" w:hAnsi="Courier New" w:cs="Courier New"/>
-        </w:rPr>
-        <w:t xml:space="preserve"> ChatGPT</w:t>
-      </w:r>
-    </w:p>
-    <w:p>
-      <w:pPr>
-        <w:pStyle w:val="PlainText"/>
-        <w:rPr>
-          <w:rFonts w:ascii="Courier New" w:hAnsi="Courier New" w:cs="Courier New"/>
-        </w:rPr>
-      </w:pPr>
-      <w:proofErr w:type="gramStart"/>
-      <w:r>
-        <w:rPr>
-          <w:rFonts w:ascii="Courier New" w:hAnsi="Courier New" w:cs="Courier New"/>
-        </w:rPr>
-        <w:t>[ ]</w:t>
-      </w:r>
-      <w:proofErr w:type="gramEnd"/>
-      <w:r>
-        <w:rPr>
-          <w:rFonts w:ascii="Courier New" w:hAnsi="Courier New" w:cs="Courier New"/>
-        </w:rPr>
-        <w:t xml:space="preserve"> GitHub Copilot</w:t>
-      </w:r>
-    </w:p>
-    <w:p>
-      <w:pPr>
-        <w:pStyle w:val="PlainText"/>
-        <w:rPr>
-          <w:rFonts w:ascii="Courier New" w:hAnsi="Courier New" w:cs="Courier New"/>
-        </w:rPr>
-      </w:pPr>
-      <w:proofErr w:type="gramStart"/>
-      <w:r>
-        <w:rPr>
-          <w:rFonts w:ascii="Courier New" w:hAnsi="Courier New" w:cs="Courier New"/>
-        </w:rPr>
-        <w:t>[ ]</w:t>
-      </w:r>
-      <w:proofErr w:type="gramEnd"/>
-      <w:r>
-        <w:rPr>
-          <w:rFonts w:ascii="Courier New" w:hAnsi="Courier New" w:cs="Courier New"/>
-        </w:rPr>
-        <w:t xml:space="preserve"> Google Gemini</w:t>
+      <w:r>
+        <w:rPr>
+          <w:rFonts w:ascii="Courier New" w:hAnsi="Courier New" w:cs="Courier New"/>
+        </w:rPr>
+        <w:t xml:space="preserve">   </w:t>
+      </w:r>
+      <w:r>
+        <w:rPr>
+          <w:rFonts w:ascii="Courier New" w:hAnsi="Courier New" w:cs="Courier New"/>
+        </w:rPr>
+        <w:t>None</w:t>
+      </w:r>
+    </w:p>
+    <w:p>
+      <w:pPr>
+        <w:pStyle w:val="PlainText"/>
+        <w:rPr>
+          <w:rFonts w:ascii="Courier New" w:hAnsi="Courier New" w:cs="Courier New"/>
+        </w:rPr>
+      </w:pPr>
+      <w:r>
+        <w:rPr>
+          <w:rFonts w:ascii="Courier New" w:hAnsi="Courier New" w:cs="Courier New"/>
+        </w:rPr>
+        <w:t xml:space="preserve">   </w:t>
+      </w:r>
+      <w:r>
+        <w:rPr>
+          <w:rFonts w:ascii="Courier New" w:hAnsi="Courier New" w:cs="Courier New"/>
+        </w:rPr>
+        <w:t>ChatGPT</w:t>
+      </w:r>
+    </w:p>
+    <w:p>
+      <w:pPr>
+        <w:pStyle w:val="PlainText"/>
+        <w:rPr>
+          <w:rFonts w:ascii="Courier New" w:hAnsi="Courier New" w:cs="Courier New"/>
+        </w:rPr>
+      </w:pPr>
+      <w:r>
+        <w:rPr>
+          <w:rFonts w:ascii="Courier New" w:hAnsi="Courier New" w:cs="Courier New"/>
+        </w:rPr>
+        <w:t xml:space="preserve">   </w:t>
+      </w:r>
+      <w:r>
+        <w:rPr>
+          <w:rFonts w:ascii="Courier New" w:hAnsi="Courier New" w:cs="Courier New"/>
+        </w:rPr>
+        <w:t>GitHub Copilot</w:t>
+      </w:r>
+    </w:p>
+    <w:p>
+      <w:pPr>
+        <w:pStyle w:val="PlainText"/>
+        <w:rPr>
+          <w:rFonts w:ascii="Courier New" w:hAnsi="Courier New" w:cs="Courier New"/>
+        </w:rPr>
+      </w:pPr>
+      <w:r>
+        <w:rPr>
+          <w:rFonts w:ascii="Courier New" w:hAnsi="Courier New" w:cs="Courier New"/>
+        </w:rPr>
+        <w:t xml:space="preserve">   </w:t>
+      </w:r>
+      <w:r>
+        <w:rPr>
+          <w:rFonts w:ascii="Courier New" w:hAnsi="Courier New" w:cs="Courier New"/>
+        </w:rPr>
+        <w:t>Google Gemini</w:t>
       </w:r>
     </w:p>
     <w:p>
@@ -253,45 +245,31 @@
     <w:p>
       <w:pPr>
         <w:pStyle w:val="PlainText"/>
-        <w:rPr>
-          <w:rFonts w:ascii="Courier New" w:hAnsi="Courier New" w:cs="Courier New"/>
-        </w:rPr>
-      </w:pPr>
-      <w:proofErr w:type="gramStart"/>
-      <w:r>
-        <w:rPr>
-          <w:rFonts w:ascii="Courier New" w:hAnsi="Courier New" w:cs="Courier New"/>
-        </w:rPr>
-        <w:t>[ ]</w:t>
-      </w:r>
-      <w:proofErr w:type="gramEnd"/>
-      <w:r>
-        <w:rPr>
-          <w:rFonts w:ascii="Courier New" w:hAnsi="Courier New" w:cs="Courier New"/>
-        </w:rPr>
-        <w:t xml:space="preserve"> Cursor</w:t>
-      </w:r>
-    </w:p>
-    <w:p>
-      <w:pPr>
-        <w:pStyle w:val="PlainText"/>
-        <w:rPr>
-          <w:rFonts w:ascii="Courier New" w:hAnsi="Courier New" w:cs="Courier New"/>
-        </w:rPr>
-      </w:pPr>
-      <w:proofErr w:type="gramStart"/>
-      <w:r>
-        <w:rPr>
-          <w:rFonts w:ascii="Courier New" w:hAnsi="Courier New" w:cs="Courier New"/>
-        </w:rPr>
-        <w:t>[ ]</w:t>
-      </w:r>
-      <w:proofErr w:type="gramEnd"/>
-      <w:r>
-        <w:rPr>
-          <w:rFonts w:ascii="Courier New" w:hAnsi="Courier New" w:cs="Courier New"/>
-        </w:rPr>
-        <w:t xml:space="preserve"> Other: ________________</w:t>
+        <w:ind w:left="360"/>
+        <w:rPr>
+          <w:rFonts w:ascii="Courier New" w:hAnsi="Courier New" w:cs="Courier New"/>
+        </w:rPr>
+      </w:pPr>
+      <w:r>
+        <w:rPr>
+          <w:rFonts w:ascii="Courier New" w:hAnsi="Courier New" w:cs="Courier New"/>
+        </w:rPr>
+        <w:t>Cursor</w:t>
+      </w:r>
+    </w:p>
+    <w:p>
+      <w:pPr>
+        <w:pStyle w:val="PlainText"/>
+        <w:ind w:left="360"/>
+        <w:rPr>
+          <w:rFonts w:ascii="Courier New" w:hAnsi="Courier New" w:cs="Courier New"/>
+        </w:rPr>
+      </w:pPr>
+      <w:r>
+        <w:rPr>
+          <w:rFonts w:ascii="Courier New" w:hAnsi="Courier New" w:cs="Courier New"/>
+        </w:rPr>
+        <w:t>Other: ________________</w:t>
       </w:r>
     </w:p>
     <w:p>
@@ -401,89 +379,61 @@
     <w:p>
       <w:pPr>
         <w:pStyle w:val="PlainText"/>
-        <w:rPr>
-          <w:rFonts w:ascii="Courier New" w:hAnsi="Courier New" w:cs="Courier New"/>
-        </w:rPr>
-      </w:pPr>
-      <w:proofErr w:type="gramStart"/>
-      <w:r>
-        <w:rPr>
-          <w:rFonts w:ascii="Courier New" w:hAnsi="Courier New" w:cs="Courier New"/>
-        </w:rPr>
-        <w:t>[ ]</w:t>
-      </w:r>
-      <w:proofErr w:type="gramEnd"/>
-      <w:r>
-        <w:rPr>
-          <w:rFonts w:ascii="Courier New" w:hAnsi="Courier New" w:cs="Courier New"/>
-        </w:rPr>
-        <w:t xml:space="preserve"> Writing text content</w:t>
-      </w:r>
-    </w:p>
-    <w:p>
-      <w:pPr>
-        <w:pStyle w:val="PlainText"/>
-        <w:rPr>
-          <w:rFonts w:ascii="Courier New" w:hAnsi="Courier New" w:cs="Courier New"/>
-        </w:rPr>
-      </w:pPr>
-      <w:proofErr w:type="gramStart"/>
-      <w:r>
-        <w:rPr>
-          <w:rFonts w:ascii="Courier New" w:hAnsi="Courier New" w:cs="Courier New"/>
-        </w:rPr>
-        <w:t>[ ]</w:t>
-      </w:r>
-      <w:proofErr w:type="gramEnd"/>
-      <w:r>
-        <w:rPr>
-          <w:rFonts w:ascii="Courier New" w:hAnsi="Courier New" w:cs="Courier New"/>
-        </w:rPr>
-        <w:t xml:space="preserve"> Design/styling ideas</w:t>
-      </w:r>
-    </w:p>
-    <w:p>
-      <w:pPr>
-        <w:pStyle w:val="PlainText"/>
-        <w:rPr>
-          <w:rFonts w:ascii="Courier New" w:hAnsi="Courier New" w:cs="Courier New"/>
-        </w:rPr>
-      </w:pPr>
-      <w:proofErr w:type="gramStart"/>
-      <w:r>
-        <w:rPr>
-          <w:rFonts w:ascii="Courier New" w:hAnsi="Courier New" w:cs="Courier New"/>
-        </w:rPr>
-        <w:t>[ ]</w:t>
-      </w:r>
-      <w:proofErr w:type="gramEnd"/>
-      <w:r>
-        <w:rPr>
-          <w:rFonts w:ascii="Courier New" w:hAnsi="Courier New" w:cs="Courier New"/>
-        </w:rPr>
-        <w:t xml:space="preserve"> Image generation</w:t>
-      </w:r>
-    </w:p>
-    <w:p>
-      <w:pPr>
-        <w:pStyle w:val="PlainText"/>
-        <w:rPr>
-          <w:rFonts w:ascii="Courier New" w:hAnsi="Courier New" w:cs="Courier New"/>
-        </w:rPr>
-      </w:pPr>
-      <w:proofErr w:type="gramStart"/>
-      <w:r>
-        <w:rPr>
-          <w:rFonts w:ascii="Courier New" w:hAnsi="Courier New" w:cs="Courier New"/>
-        </w:rPr>
-        <w:t>[ ]</w:t>
-      </w:r>
-      <w:proofErr w:type="gramEnd"/>
-      <w:r>
-        <w:rPr>
-          <w:rFonts w:ascii="Courier New" w:hAnsi="Courier New" w:cs="Courier New"/>
-        </w:rPr>
-        <w:t xml:space="preserve"> Other: ________________</w:t>
+        <w:ind w:left="360"/>
+        <w:rPr>
+          <w:rFonts w:ascii="Courier New" w:hAnsi="Courier New" w:cs="Courier New"/>
+        </w:rPr>
+      </w:pPr>
+      <w:r>
+        <w:rPr>
+          <w:rFonts w:ascii="Courier New" w:hAnsi="Courier New" w:cs="Courier New"/>
+        </w:rPr>
+        <w:t>Writing text content</w:t>
+      </w:r>
+    </w:p>
+    <w:p>
+      <w:pPr>
+        <w:pStyle w:val="PlainText"/>
+        <w:ind w:left="360"/>
+        <w:rPr>
+          <w:rFonts w:ascii="Courier New" w:hAnsi="Courier New" w:cs="Courier New"/>
+        </w:rPr>
+      </w:pPr>
+      <w:r>
+        <w:rPr>
+          <w:rFonts w:ascii="Courier New" w:hAnsi="Courier New" w:cs="Courier New"/>
+        </w:rPr>
+        <w:t>Design/styling ideas</w:t>
+      </w:r>
+    </w:p>
+    <w:p>
+      <w:pPr>
+        <w:pStyle w:val="PlainText"/>
+        <w:ind w:left="360"/>
+        <w:rPr>
+          <w:rFonts w:ascii="Courier New" w:hAnsi="Courier New" w:cs="Courier New"/>
+        </w:rPr>
+      </w:pPr>
+      <w:r>
+        <w:rPr>
+          <w:rFonts w:ascii="Courier New" w:hAnsi="Courier New" w:cs="Courier New"/>
+        </w:rPr>
+        <w:t>Image generation</w:t>
+      </w:r>
+    </w:p>
+    <w:p>
+      <w:pPr>
+        <w:pStyle w:val="PlainText"/>
+        <w:ind w:left="360"/>
+        <w:rPr>
+          <w:rFonts w:ascii="Courier New" w:hAnsi="Courier New" w:cs="Courier New"/>
+        </w:rPr>
+      </w:pPr>
+      <w:r>
+        <w:rPr>
+          <w:rFonts w:ascii="Courier New" w:hAnsi="Courier New" w:cs="Courier New"/>
+        </w:rPr>
+        <w:t>Other: ________________</w:t>
       </w:r>
     </w:p>
     <w:p>
@@ -576,38 +526,6 @@
           <w:rFonts w:ascii="Courier New" w:hAnsi="Courier New" w:cs="Courier New"/>
         </w:rPr>
       </w:pPr>
-    </w:p>
-    <w:p>
-      <w:pPr>
-        <w:pStyle w:val="PlainText"/>
-        <w:rPr>
-          <w:rFonts w:ascii="Courier New" w:hAnsi="Courier New" w:cs="Courier New"/>
-        </w:rPr>
-      </w:pPr>
-    </w:p>
-    <w:p>
-      <w:pPr>
-        <w:pStyle w:val="PlainText"/>
-        <w:rPr>
-          <w:rFonts w:ascii="Courier New" w:hAnsi="Courier New" w:cs="Courier New"/>
-        </w:rPr>
-      </w:pPr>
-    </w:p>
-    <w:p>
-      <w:pPr>
-        <w:pStyle w:val="PlainText"/>
-        <w:rPr>
-          <w:rFonts w:ascii="Courier New" w:hAnsi="Courier New" w:cs="Courier New"/>
-        </w:rPr>
-      </w:pPr>
-    </w:p>
-    <w:p>
-      <w:pPr>
-        <w:pStyle w:val="PlainText"/>
-        <w:rPr>
-          <w:rFonts w:ascii="Courier New" w:hAnsi="Courier New" w:cs="Courier New"/>
-        </w:rPr>
-      </w:pPr>
       <w:r>
         <w:rPr>
           <w:rFonts w:ascii="Courier New" w:hAnsi="Courier New" w:cs="Courier New"/>
@@ -676,49 +594,87 @@
         <w:rPr>
           <w:rFonts w:ascii="Courier New" w:hAnsi="Courier New" w:cs="Courier New"/>
         </w:rPr>
-        <w:t xml:space="preserve">File: </w:t>
-      </w:r>
-      <w:proofErr w:type="spellStart"/>
-      <w:r>
-        <w:rPr>
-          <w:rFonts w:ascii="Courier New" w:hAnsi="Courier New" w:cs="Courier New"/>
-        </w:rPr>
-        <w:t>MainActivity.kt</w:t>
-      </w:r>
-      <w:proofErr w:type="spellEnd"/>
-      <w:r>
-        <w:rPr>
-          <w:rFonts w:ascii="Courier New" w:hAnsi="Courier New" w:cs="Courier New"/>
-        </w:rPr>
-        <w:t xml:space="preserve"> Section: _________________</w:t>
-      </w:r>
-    </w:p>
-    <w:p>
-      <w:pPr>
-        <w:pStyle w:val="PlainText"/>
-        <w:rPr>
-          <w:rFonts w:ascii="Courier New" w:hAnsi="Courier New" w:cs="Courier New"/>
-        </w:rPr>
-      </w:pPr>
-      <w:r>
-        <w:rPr>
-          <w:rFonts w:ascii="Courier New" w:hAnsi="Courier New" w:cs="Courier New"/>
-        </w:rPr>
-        <w:t>File: _________________ Section: _________________</w:t>
-      </w:r>
-    </w:p>
-    <w:p>
-      <w:pPr>
-        <w:pStyle w:val="PlainText"/>
-        <w:rPr>
-          <w:rFonts w:ascii="Courier New" w:hAnsi="Courier New" w:cs="Courier New"/>
-        </w:rPr>
-      </w:pPr>
-      <w:r>
-        <w:rPr>
-          <w:rFonts w:ascii="Courier New" w:hAnsi="Courier New" w:cs="Courier New"/>
-        </w:rPr>
-        <w:t>File: _________________ Section: _________________</w:t>
+        <w:t>File: MainActivity.kt Section:</w:t>
+      </w:r>
+      <w:r>
+        <w:rPr>
+          <w:rFonts w:ascii="Courier New" w:hAnsi="Courier New" w:cs="Courier New"/>
+        </w:rPr>
+        <w:t xml:space="preserve"> </w:t>
+      </w:r>
+      <w:r>
+        <w:rPr>
+          <w:rFonts w:ascii="Courier New" w:hAnsi="Courier New" w:cs="Courier New"/>
+        </w:rPr>
+        <w:t>AppRoot</w:t>
+      </w:r>
+      <w:r>
+        <w:rPr>
+          <w:rFonts w:ascii="Courier New" w:hAnsi="Courier New" w:cs="Courier New"/>
+        </w:rPr>
+        <w:t xml:space="preserve">, </w:t>
+      </w:r>
+      <w:r>
+        <w:rPr>
+          <w:rFonts w:ascii="Courier New" w:hAnsi="Courier New" w:cs="Courier New"/>
+        </w:rPr>
+        <w:t>BroadcastFlow,</w:t>
+      </w:r>
+      <w:r>
+        <w:rPr>
+          <w:rFonts w:ascii="Courier New" w:hAnsi="Courier New" w:cs="Courier New"/>
+        </w:rPr>
+        <w:t xml:space="preserve"> </w:t>
+      </w:r>
+      <w:r>
+        <w:rPr>
+          <w:rFonts w:ascii="Courier New" w:hAnsi="Courier New" w:cs="Courier New"/>
+        </w:rPr>
+        <w:t>ImageScaleScreen</w:t>
+      </w:r>
+      <w:r>
+        <w:rPr>
+          <w:rFonts w:ascii="Courier New" w:hAnsi="Courier New" w:cs="Courier New"/>
+        </w:rPr>
+        <w:t xml:space="preserve">, </w:t>
+      </w:r>
+      <w:r>
+        <w:rPr>
+          <w:rFonts w:ascii="Courier New" w:hAnsi="Courier New" w:cs="Courier New"/>
+        </w:rPr>
+        <w:t>VideoScreen</w:t>
+      </w:r>
+      <w:r>
+        <w:rPr>
+          <w:rFonts w:ascii="Courier New" w:hAnsi="Courier New" w:cs="Courier New"/>
+        </w:rPr>
+        <w:t xml:space="preserve">, </w:t>
+      </w:r>
+      <w:r>
+        <w:rPr>
+          <w:rFonts w:ascii="Courier New" w:hAnsi="Courier New" w:cs="Courier New"/>
+        </w:rPr>
+        <w:t xml:space="preserve">AudioScreen </w:t>
+      </w:r>
+      <w:r>
+        <w:rPr>
+          <w:rFonts w:ascii="Courier New" w:hAnsi="Courier New" w:cs="Courier New"/>
+        </w:rPr>
+        <w:br/>
+      </w:r>
+    </w:p>
+    <w:p>
+      <w:pPr>
+        <w:pStyle w:val="PlainText"/>
+        <w:rPr>
+          <w:rFonts w:ascii="Courier New" w:hAnsi="Courier New" w:cs="Courier New"/>
+        </w:rPr>
+      </w:pPr>
+      <w:r>
+        <w:rPr>
+          <w:rFonts w:ascii="Courier New" w:hAnsi="Courier New" w:cs="Courier New"/>
+        </w:rPr>
+        <w:t>File: AndroidManifest.xml Section: INTERNET permission line</w:t>
       </w:r>
     </w:p>
     <w:p>
@@ -750,14 +706,6 @@
           <w:rFonts w:ascii="Courier New" w:hAnsi="Courier New" w:cs="Courier New"/>
         </w:rPr>
       </w:pPr>
-    </w:p>
-    <w:p>
-      <w:pPr>
-        <w:pStyle w:val="PlainText"/>
-        <w:rPr>
-          <w:rFonts w:ascii="Courier New" w:hAnsi="Courier New" w:cs="Courier New"/>
-        </w:rPr>
-      </w:pPr>
       <w:r>
         <w:rPr>
           <w:rFonts w:ascii="Courier New" w:hAnsi="Courier New" w:cs="Courier New"/>
@@ -818,57 +766,57 @@
         <w:rPr>
           <w:rFonts w:ascii="Courier New" w:hAnsi="Courier New" w:cs="Courier New"/>
         </w:rPr>
+        <w:t>- I understand all code in my submission</w:t>
+      </w:r>
+    </w:p>
+    <w:p>
+      <w:pPr>
+        <w:pStyle w:val="PlainText"/>
+        <w:rPr>
+          <w:rFonts w:ascii="Courier New" w:hAnsi="Courier New" w:cs="Courier New"/>
+        </w:rPr>
+      </w:pPr>
+      <w:r>
+        <w:rPr>
+          <w:rFonts w:ascii="Courier New" w:hAnsi="Courier New" w:cs="Courier New"/>
+        </w:rPr>
+        <w:t>- I can explain and modify my work if asked</w:t>
+      </w:r>
+    </w:p>
+    <w:p>
+      <w:pPr>
+        <w:pStyle w:val="PlainText"/>
+        <w:rPr>
+          <w:rFonts w:ascii="Courier New" w:hAnsi="Courier New" w:cs="Courier New"/>
+        </w:rPr>
+      </w:pPr>
+      <w:r>
+        <w:rPr>
+          <w:rFonts w:ascii="Courier New" w:hAnsi="Courier New" w:cs="Courier New"/>
+        </w:rPr>
+        <w:t>- I take full responsibility for my submission</w:t>
+      </w:r>
+    </w:p>
+    <w:p>
+      <w:pPr>
+        <w:pStyle w:val="PlainText"/>
+        <w:rPr>
+          <w:rFonts w:ascii="Courier New" w:hAnsi="Courier New" w:cs="Courier New"/>
+        </w:rPr>
+      </w:pPr>
+    </w:p>
+    <w:p>
+      <w:pPr>
+        <w:pStyle w:val="PlainText"/>
+        <w:rPr>
+          <w:rFonts w:ascii="Courier New" w:hAnsi="Courier New" w:cs="Courier New"/>
+        </w:rPr>
+      </w:pPr>
+      <w:r>
+        <w:rPr>
+          <w:rFonts w:ascii="Courier New" w:hAnsi="Courier New" w:cs="Courier New"/>
+        </w:rPr>
         <w:lastRenderedPageBreak/>
-        <w:t>- I understand all code in my submission</w:t>
-      </w:r>
-    </w:p>
-    <w:p>
-      <w:pPr>
-        <w:pStyle w:val="PlainText"/>
-        <w:rPr>
-          <w:rFonts w:ascii="Courier New" w:hAnsi="Courier New" w:cs="Courier New"/>
-        </w:rPr>
-      </w:pPr>
-      <w:r>
-        <w:rPr>
-          <w:rFonts w:ascii="Courier New" w:hAnsi="Courier New" w:cs="Courier New"/>
-        </w:rPr>
-        <w:t>- I can explain and modify my work if asked</w:t>
-      </w:r>
-    </w:p>
-    <w:p>
-      <w:pPr>
-        <w:pStyle w:val="PlainText"/>
-        <w:rPr>
-          <w:rFonts w:ascii="Courier New" w:hAnsi="Courier New" w:cs="Courier New"/>
-        </w:rPr>
-      </w:pPr>
-      <w:r>
-        <w:rPr>
-          <w:rFonts w:ascii="Courier New" w:hAnsi="Courier New" w:cs="Courier New"/>
-        </w:rPr>
-        <w:t>- I take full responsibility for my submission</w:t>
-      </w:r>
-    </w:p>
-    <w:p>
-      <w:pPr>
-        <w:pStyle w:val="PlainText"/>
-        <w:rPr>
-          <w:rFonts w:ascii="Courier New" w:hAnsi="Courier New" w:cs="Courier New"/>
-        </w:rPr>
-      </w:pPr>
-    </w:p>
-    <w:p>
-      <w:pPr>
-        <w:pStyle w:val="PlainText"/>
-        <w:rPr>
-          <w:rFonts w:ascii="Courier New" w:hAnsi="Courier New" w:cs="Courier New"/>
-        </w:rPr>
-      </w:pPr>
-      <w:r>
-        <w:rPr>
-          <w:rFonts w:ascii="Courier New" w:hAnsi="Courier New" w:cs="Courier New"/>
-        </w:rPr>
         <w:t xml:space="preserve">Signature: </w:t>
       </w:r>
       <w:r>
@@ -1433,7 +1381,6 @@
   <w:style w:type="character" w:default="1" w:styleId="DefaultParagraphFont">
     <w:name w:val="Default Paragraph Font"/>
     <w:uiPriority w:val="1"/>
-    <w:semiHidden/>
     <w:unhideWhenUsed/>
   </w:style>
   <w:style w:type="table" w:default="1" w:styleId="TableNormal">
